--- a/content/换届选举/2026-07-01-material-4ee12w/template.docx
+++ b/content/换届选举/2026-07-01-material-4ee12w/template.docx
@@ -4,31 +4,48 @@
   <w:body>
     <w:p>
       <w:pPr>
-        <w:spacing w:before="480" w:after="480" w:line="288" w:lineRule="auto"/>
-        <w:ind w:left="0"/>
-      </w:pPr>
-      <w:r>
-        <w:rPr>
-          <w:rFonts w:ascii="Arial" w:hAnsi="Arial" w:eastAsia="等线" w:cs="Arial"/>
-          <w:b/>
-          <w:sz w:val="52"/>
+        <w:spacing w:before="0" w:after="360"/>
+        <w:ind w:left="0" w:firstLine="0"/>
+        <w:jc w:val="center"/>
+      </w:pPr>
+      <w:r>
+        <w:rPr>
+          <w:rFonts w:ascii="方正小标宋简体" w:hAnsi="方正小标宋简体" w:eastAsia="方正小标宋简体" w:cs="方正小标宋简体"/>
+          <w:b w:val="0"/>
+          <w:sz w:val="44"/>
         </w:rPr>
         <w:t>换届选举材料（二） | 召开党员大会的请示参考（第一次请示）</w:t>
       </w:r>
     </w:p>
     <w:p>
       <w:pPr>
-        <w:spacing w:before="380" w:after="140" w:line="288" w:lineRule="auto"/>
-        <w:ind w:left="0"/>
-        <w:jc w:val="center"/>
+        <w:spacing w:before="0" w:after="0" w:line="560" w:lineRule="exact"/>
+        <w:ind w:left="0" w:firstLine="420"/>
+        <w:jc w:val="both"/>
         <w:outlineLvl w:val="0"/>
+        <w:rPr>
+          <w:rFonts w:hint="eastAsia" w:ascii="黑体" w:hAnsi="黑体" w:eastAsia="黑体" w:cs="黑体"/>
+          <w:b w:val="0"/>
+          <w:sz w:val="32"/>
+        </w:rPr>
       </w:pPr>
       <w:bookmarkStart w:id="0" w:name="heading_0"/>
-      <w:r>
-        <w:rPr>
-          <w:rFonts w:ascii="Arial" w:hAnsi="Arial" w:eastAsia="等线" w:cs="Arial"/>
-          <w:b/>
-          <w:sz w:val="36"/>
+    </w:p>
+    <w:p>
+      <w:pPr>
+        <w:spacing w:before="0" w:after="0" w:line="560" w:lineRule="exact"/>
+        <w:ind w:left="0" w:firstLine="420"/>
+        <w:jc w:val="both"/>
+        <w:outlineLvl w:val="0"/>
+        <w:rPr>
+          <w:rFonts w:hint="eastAsia" w:ascii="黑体" w:hAnsi="黑体" w:eastAsia="黑体" w:cs="黑体"/>
+        </w:rPr>
+      </w:pPr>
+      <w:r>
+        <w:rPr>
+          <w:rFonts w:hint="eastAsia" w:ascii="黑体" w:hAnsi="黑体" w:eastAsia="黑体" w:cs="黑体"/>
+          <w:b w:val="0"/>
+          <w:sz w:val="32"/>
         </w:rPr>
         <w:t>XX党支部关于召开党员大会进行党支部委员会换届选举的请示</w:t>
       </w:r>
@@ -36,14 +53,25 @@
     </w:p>
     <w:p>
       <w:pPr>
-        <w:spacing w:before="120" w:after="120" w:line="288" w:lineRule="auto"/>
-        <w:ind w:left="0"/>
-        <w:jc w:val="left"/>
-      </w:pPr>
-      <w:r>
-        <w:rPr>
-          <w:rFonts w:ascii="Arial" w:hAnsi="Arial" w:eastAsia="等线" w:cs="Arial"/>
-          <w:sz w:val="22"/>
+        <w:spacing w:before="0" w:after="0" w:line="560" w:lineRule="exact"/>
+        <w:jc w:val="both"/>
+        <w:rPr>
+          <w:rFonts w:ascii="仿宋" w:hAnsi="仿宋" w:eastAsia="仿宋" w:cs="仿宋"/>
+          <w:b w:val="0"/>
+          <w:sz w:val="32"/>
+        </w:rPr>
+      </w:pPr>
+    </w:p>
+    <w:p>
+      <w:pPr>
+        <w:spacing w:before="0" w:after="0" w:line="560" w:lineRule="exact"/>
+        <w:jc w:val="both"/>
+      </w:pPr>
+      <w:r>
+        <w:rPr>
+          <w:rFonts w:ascii="仿宋" w:hAnsi="仿宋" w:eastAsia="仿宋" w:cs="仿宋"/>
+          <w:b w:val="0"/>
+          <w:sz w:val="32"/>
         </w:rPr>
         <w:t>中共XX委员会：</w:t>
       </w:r>
@@ -63,47 +91,48 @@
         <w:bidi w:val="0"/>
         <w:adjustRightInd/>
         <w:snapToGrid/>
-        <w:spacing w:before="120" w:after="120" w:line="288" w:lineRule="auto"/>
-        <w:ind w:left="0" w:firstLine="440" w:firstLineChars="200"/>
-        <w:jc w:val="left"/>
+        <w:spacing w:before="0" w:after="0" w:line="560" w:lineRule="exact"/>
+        <w:ind w:left="0" w:firstLine="640" w:firstLineChars="200"/>
+        <w:jc w:val="both"/>
         <w:textAlignment w:val="auto"/>
       </w:pPr>
       <w:r>
         <w:rPr>
-          <w:rFonts w:ascii="Arial" w:hAnsi="Arial" w:eastAsia="等线" w:cs="Arial"/>
-          <w:sz w:val="22"/>
+          <w:rFonts w:ascii="仿宋" w:hAnsi="仿宋" w:eastAsia="仿宋" w:cs="仿宋"/>
+          <w:b w:val="0"/>
+          <w:sz w:val="32"/>
         </w:rPr>
         <w:t>XX党支部现有党员X名，预备党员X名。本届党支部委员会于XXXX年X月X日选举产生，到XXXX年X月X日任期届满。根据《中国共产党章程》和有关规定，X月X日，我们召开了党支部委员会</w:t>
       </w:r>
       <w:r>
         <w:rPr>
-          <w:rFonts w:ascii="Arial" w:hAnsi="Arial" w:eastAsia="等线" w:cs="Arial"/>
-          <w:sz w:val="22"/>
+          <w:rFonts w:ascii="仿宋" w:hAnsi="仿宋" w:eastAsia="仿宋" w:cs="仿宋"/>
+          <w:b w:val="0"/>
+          <w:sz w:val="32"/>
           <w:u w:val="single"/>
         </w:rPr>
         <w:t>（若无党支部委员会则为“党员大会”，会议记录参考材料一）</w:t>
       </w:r>
       <w:r>
         <w:rPr>
-          <w:rFonts w:ascii="Arial" w:hAnsi="Arial" w:eastAsia="等线" w:cs="Arial"/>
-          <w:sz w:val="22"/>
+          <w:rFonts w:ascii="仿宋" w:hAnsi="仿宋" w:eastAsia="仿宋" w:cs="仿宋"/>
+          <w:b w:val="0"/>
+          <w:sz w:val="32"/>
         </w:rPr>
         <w:t>，研究制定党支部委员会换届工作方案。我支部拟于XXXX年X月X日召开党员大会进行党支部委员会换届选举，现将有关事项请示如下：</w:t>
       </w:r>
-      <w:bookmarkStart w:id="3" w:name="_GoBack"/>
-      <w:bookmarkEnd w:id="3"/>
-    </w:p>
-    <w:p>
-      <w:pPr>
-        <w:spacing w:before="120" w:after="120" w:line="288" w:lineRule="auto"/>
-        <w:ind w:left="0"/>
-        <w:jc w:val="left"/>
-      </w:pPr>
-      <w:r>
-        <w:rPr>
-          <w:rFonts w:ascii="Arial" w:hAnsi="Arial" w:eastAsia="等线" w:cs="Arial"/>
-          <w:b/>
-          <w:sz w:val="22"/>
+    </w:p>
+    <w:p>
+      <w:pPr>
+        <w:spacing w:before="120" w:after="40" w:line="560" w:lineRule="exact"/>
+        <w:ind w:left="0" w:firstLine="0"/>
+        <w:jc w:val="both"/>
+      </w:pPr>
+      <w:r>
+        <w:rPr>
+          <w:rFonts w:ascii="黑体" w:hAnsi="黑体" w:eastAsia="黑体" w:cs="黑体"/>
+          <w:b w:val="0"/>
+          <w:sz w:val="32"/>
         </w:rPr>
         <w:t>一、党员大会的主要议程</w:t>
       </w:r>
@@ -115,6 +144,7 @@
         <w:pageBreakBefore w:val="0"/>
         <w:widowControl w:val="0"/>
         <w:numPr>
+          <w:ilvl w:val="0"/>
           <w:numId w:val="0"/>
         </w:numPr>
         <w:kinsoku/>
@@ -126,9 +156,9 @@
         <w:bidi w:val="0"/>
         <w:adjustRightInd/>
         <w:snapToGrid/>
-        <w:spacing w:before="120" w:after="120" w:line="288" w:lineRule="auto"/>
-        <w:ind w:firstLine="440" w:firstLineChars="200"/>
-        <w:jc w:val="left"/>
+        <w:spacing w:before="0" w:after="0" w:line="560" w:lineRule="exact"/>
+        <w:ind w:firstLine="640" w:firstLineChars="200"/>
+        <w:jc w:val="both"/>
         <w:textAlignment w:val="auto"/>
         <w:rPr>
           <w:color w:val="auto"/>
@@ -136,16 +166,18 @@
       </w:pPr>
       <w:r>
         <w:rPr>
-          <w:rFonts w:ascii="Arial" w:hAnsi="Arial" w:eastAsia="等线" w:cs="Arial"/>
-          <w:sz w:val="22"/>
+          <w:rFonts w:ascii="仿宋" w:hAnsi="仿宋" w:eastAsia="仿宋" w:cs="仿宋"/>
+          <w:b w:val="0"/>
+          <w:sz w:val="32"/>
         </w:rPr>
         <w:t>1.</w:t>
       </w:r>
       <w:r>
         <w:rPr>
-          <w:rFonts w:ascii="Arial" w:hAnsi="Arial" w:eastAsia="等线" w:cs="Arial"/>
+          <w:rFonts w:ascii="仿宋" w:hAnsi="仿宋" w:eastAsia="仿宋" w:cs="仿宋"/>
+          <w:b w:val="0"/>
           <w:color w:val="auto"/>
-          <w:sz w:val="22"/>
+          <w:sz w:val="32"/>
         </w:rPr>
         <w:t>听取和审查本届党支部委员会的工作报告；</w:t>
       </w:r>
@@ -157,6 +189,7 @@
         <w:pageBreakBefore w:val="0"/>
         <w:widowControl w:val="0"/>
         <w:numPr>
+          <w:ilvl w:val="0"/>
           <w:numId w:val="0"/>
         </w:numPr>
         <w:kinsoku/>
@@ -168,9 +201,9 @@
         <w:bidi w:val="0"/>
         <w:adjustRightInd/>
         <w:snapToGrid/>
-        <w:spacing w:before="120" w:after="120" w:line="288" w:lineRule="auto"/>
-        <w:ind w:firstLine="440" w:firstLineChars="200"/>
-        <w:jc w:val="left"/>
+        <w:spacing w:before="0" w:after="0" w:line="560" w:lineRule="exact"/>
+        <w:ind w:firstLine="640" w:firstLineChars="200"/>
+        <w:jc w:val="both"/>
         <w:textAlignment w:val="auto"/>
         <w:rPr>
           <w:color w:val="auto"/>
@@ -178,39 +211,42 @@
       </w:pPr>
       <w:r>
         <w:rPr>
-          <w:rFonts w:hint="eastAsia" w:ascii="Arial" w:hAnsi="Arial" w:eastAsia="等线" w:cs="Arial"/>
-          <w:sz w:val="22"/>
+          <w:rFonts w:hint="eastAsia" w:ascii="仿宋" w:hAnsi="仿宋" w:eastAsia="仿宋" w:cs="仿宋"/>
+          <w:b w:val="0"/>
+          <w:sz w:val="32"/>
           <w:lang w:val="en-US" w:eastAsia="zh-CN"/>
         </w:rPr>
         <w:t>2</w:t>
       </w:r>
       <w:r>
         <w:rPr>
-          <w:rFonts w:ascii="Arial" w:hAnsi="Arial" w:eastAsia="等线" w:cs="Arial"/>
-          <w:sz w:val="22"/>
+          <w:rFonts w:ascii="仿宋" w:hAnsi="仿宋" w:eastAsia="仿宋" w:cs="仿宋"/>
+          <w:b w:val="0"/>
+          <w:sz w:val="32"/>
         </w:rPr>
         <w:t>.</w:t>
       </w:r>
       <w:r>
         <w:rPr>
-          <w:rFonts w:ascii="Arial" w:hAnsi="Arial" w:eastAsia="等线" w:cs="Arial"/>
+          <w:rFonts w:ascii="仿宋" w:hAnsi="仿宋" w:eastAsia="仿宋" w:cs="仿宋"/>
+          <w:b w:val="0"/>
           <w:color w:val="auto"/>
-          <w:sz w:val="22"/>
+          <w:sz w:val="32"/>
         </w:rPr>
         <w:t>选举新一届党支部委员会。</w:t>
       </w:r>
     </w:p>
     <w:p>
       <w:pPr>
-        <w:spacing w:before="120" w:after="120" w:line="288" w:lineRule="auto"/>
-        <w:ind w:left="0"/>
-        <w:jc w:val="left"/>
-      </w:pPr>
-      <w:r>
-        <w:rPr>
-          <w:rFonts w:ascii="Arial" w:hAnsi="Arial" w:eastAsia="等线" w:cs="Arial"/>
-          <w:b/>
-          <w:sz w:val="22"/>
+        <w:spacing w:before="120" w:after="40" w:line="560" w:lineRule="exact"/>
+        <w:ind w:left="0" w:firstLine="0"/>
+        <w:jc w:val="both"/>
+      </w:pPr>
+      <w:r>
+        <w:rPr>
+          <w:rFonts w:ascii="黑体" w:hAnsi="黑体" w:eastAsia="黑体" w:cs="黑体"/>
+          <w:b w:val="0"/>
+          <w:sz w:val="32"/>
         </w:rPr>
         <w:t>二、党支部委员会组成人员名额及候选人名额</w:t>
       </w:r>
@@ -230,37 +266,24 @@
         <w:bidi w:val="0"/>
         <w:adjustRightInd/>
         <w:snapToGrid/>
-        <w:spacing w:before="120" w:after="120" w:line="288" w:lineRule="auto"/>
-        <w:ind w:left="0" w:firstLine="440" w:firstLineChars="200"/>
-        <w:jc w:val="left"/>
+        <w:spacing w:before="0" w:after="0" w:line="560" w:lineRule="exact"/>
+        <w:ind w:left="0" w:firstLine="640" w:firstLineChars="200"/>
+        <w:jc w:val="both"/>
         <w:textAlignment w:val="auto"/>
       </w:pPr>
       <w:r>
         <w:rPr>
-          <w:rFonts w:ascii="Arial" w:hAnsi="Arial" w:eastAsia="等线" w:cs="Arial"/>
-          <w:sz w:val="22"/>
-        </w:rPr>
-        <w:t>新一届党支部委员会拟设委员X名，提名委员候选人X名，</w:t>
-      </w:r>
-      <w:r>
-        <w:rPr>
-          <w:rFonts w:ascii="Arial" w:hAnsi="Arial" w:eastAsia="等线" w:cs="Arial"/>
-          <w:b/>
-          <w:sz w:val="22"/>
-        </w:rPr>
-        <w:t>差额比例</w:t>
-      </w:r>
-      <w:r>
-        <w:rPr>
-          <w:rFonts w:ascii="Arial" w:hAnsi="Arial" w:eastAsia="等线" w:cs="Arial"/>
-          <w:sz w:val="22"/>
-        </w:rPr>
-        <w:t>为XX%（差额比例不少于应选人数的20%）；拟设书记1名，提名书记候选人1</w:t>
-      </w:r>
-      <w:r>
-        <w:rPr>
-          <w:rFonts w:ascii="Arial" w:hAnsi="Arial" w:eastAsia="等线" w:cs="Arial"/>
-          <w:sz w:val="22"/>
+          <w:rFonts w:ascii="仿宋" w:hAnsi="仿宋" w:eastAsia="仿宋" w:cs="仿宋"/>
+          <w:b w:val="0"/>
+          <w:sz w:val="32"/>
+        </w:rPr>
+        <w:t>新一届党支部委员会拟设委员X名，提名委员候选人X名，差额比例为XX%（差额比例不少于应选人数的20%）；拟设书记1名，提名书记候选人1</w:t>
+      </w:r>
+      <w:r>
+        <w:rPr>
+          <w:rFonts w:ascii="仿宋" w:hAnsi="仿宋" w:eastAsia="仿宋" w:cs="仿宋"/>
+          <w:b w:val="0"/>
+          <w:sz w:val="32"/>
           <w:u w:val="none"/>
         </w:rPr>
         <w:t>名，拟设副书记1名，提名副书记候选人1名。</w:t>
@@ -268,15 +291,15 @@
     </w:p>
     <w:p>
       <w:pPr>
-        <w:spacing w:before="120" w:after="120" w:line="288" w:lineRule="auto"/>
-        <w:ind w:left="0"/>
-        <w:jc w:val="left"/>
-      </w:pPr>
-      <w:r>
-        <w:rPr>
-          <w:rFonts w:ascii="Arial" w:hAnsi="Arial" w:eastAsia="等线" w:cs="Arial"/>
-          <w:b/>
-          <w:sz w:val="22"/>
+        <w:spacing w:before="120" w:after="40" w:line="560" w:lineRule="exact"/>
+        <w:ind w:left="0" w:firstLine="0"/>
+        <w:jc w:val="both"/>
+      </w:pPr>
+      <w:r>
+        <w:rPr>
+          <w:rFonts w:ascii="黑体" w:hAnsi="黑体" w:eastAsia="黑体" w:cs="黑体"/>
+          <w:b w:val="0"/>
+          <w:sz w:val="32"/>
         </w:rPr>
         <w:t>三、选举办法</w:t>
       </w:r>
@@ -296,47 +319,18 @@
         <w:bidi w:val="0"/>
         <w:adjustRightInd/>
         <w:snapToGrid/>
-        <w:spacing w:before="120" w:after="120" w:line="288" w:lineRule="auto"/>
-        <w:ind w:left="0" w:firstLine="440" w:firstLineChars="200"/>
-        <w:jc w:val="left"/>
+        <w:spacing w:before="0" w:after="0" w:line="560" w:lineRule="exact"/>
+        <w:ind w:left="0" w:firstLine="640" w:firstLineChars="200"/>
+        <w:jc w:val="both"/>
         <w:textAlignment w:val="auto"/>
       </w:pPr>
       <w:r>
         <w:rPr>
-          <w:rFonts w:ascii="Arial" w:hAnsi="Arial" w:eastAsia="等线" w:cs="Arial"/>
-          <w:sz w:val="22"/>
-        </w:rPr>
-        <w:t>1.新一届党支部委员会</w:t>
-      </w:r>
-      <w:r>
-        <w:rPr>
-          <w:rFonts w:ascii="Arial" w:hAnsi="Arial" w:eastAsia="等线" w:cs="Arial"/>
-          <w:b/>
-          <w:sz w:val="22"/>
-        </w:rPr>
-        <w:t>委员</w:t>
-      </w:r>
-      <w:r>
-        <w:rPr>
-          <w:rFonts w:ascii="Arial" w:hAnsi="Arial" w:eastAsia="等线" w:cs="Arial"/>
-          <w:sz w:val="22"/>
-        </w:rPr>
-        <w:t>由支部党员大会直接采取候选人数不少于应选人数20%的</w:t>
-      </w:r>
-      <w:r>
-        <w:rPr>
-          <w:rFonts w:ascii="Arial" w:hAnsi="Arial" w:eastAsia="等线" w:cs="Arial"/>
-          <w:b/>
-          <w:sz w:val="22"/>
-        </w:rPr>
-        <w:t>差额选举</w:t>
-      </w:r>
-      <w:r>
-        <w:rPr>
-          <w:rFonts w:ascii="Arial" w:hAnsi="Arial" w:eastAsia="等线" w:cs="Arial"/>
-          <w:sz w:val="22"/>
-        </w:rPr>
-        <w:t>办法选举产生；</w:t>
+          <w:rFonts w:ascii="仿宋" w:hAnsi="仿宋" w:eastAsia="仿宋" w:cs="仿宋"/>
+          <w:b w:val="0"/>
+          <w:sz w:val="32"/>
+        </w:rPr>
+        <w:t>1.新一届党支部委员会委员由支部党员大会直接采取候选人数不少于应选人数20%的差额选举办法选举产生；</w:t>
       </w:r>
     </w:p>
     <w:p>
@@ -354,56 +348,35 @@
         <w:bidi w:val="0"/>
         <w:adjustRightInd/>
         <w:snapToGrid/>
-        <w:spacing w:before="120" w:after="120" w:line="288" w:lineRule="auto"/>
-        <w:ind w:left="0" w:firstLine="440" w:firstLineChars="200"/>
-        <w:jc w:val="left"/>
+        <w:spacing w:before="0" w:after="0" w:line="560" w:lineRule="exact"/>
+        <w:ind w:left="0" w:firstLine="640" w:firstLineChars="200"/>
+        <w:jc w:val="both"/>
         <w:textAlignment w:val="auto"/>
       </w:pPr>
       <w:r>
         <w:rPr>
-          <w:rFonts w:ascii="Arial" w:hAnsi="Arial" w:eastAsia="等线" w:cs="Arial"/>
-          <w:sz w:val="22"/>
-        </w:rPr>
-        <w:t>2.新一届党支部委员会</w:t>
-      </w:r>
-      <w:r>
-        <w:rPr>
-          <w:rFonts w:ascii="Arial" w:hAnsi="Arial" w:eastAsia="等线" w:cs="Arial"/>
-          <w:b/>
-          <w:sz w:val="22"/>
-        </w:rPr>
-        <w:t>书记</w:t>
-      </w:r>
-      <w:r>
-        <w:rPr>
-          <w:rFonts w:ascii="Arial" w:hAnsi="Arial" w:eastAsia="等线" w:cs="Arial"/>
-          <w:b/>
-          <w:sz w:val="22"/>
+          <w:rFonts w:ascii="仿宋" w:hAnsi="仿宋" w:eastAsia="仿宋" w:cs="仿宋"/>
+          <w:b w:val="0"/>
+          <w:sz w:val="32"/>
+        </w:rPr>
+        <w:t>2.新一届党支部委员会书记</w:t>
+      </w:r>
+      <w:r>
+        <w:rPr>
+          <w:rFonts w:ascii="仿宋" w:hAnsi="仿宋" w:eastAsia="仿宋" w:cs="仿宋"/>
+          <w:b w:val="0"/>
+          <w:sz w:val="32"/>
           <w:u w:val="none"/>
         </w:rPr>
         <w:t>、副书记</w:t>
       </w:r>
       <w:r>
         <w:rPr>
-          <w:rFonts w:ascii="Arial" w:hAnsi="Arial" w:eastAsia="等线" w:cs="Arial"/>
-          <w:sz w:val="22"/>
-        </w:rPr>
-        <w:t>实行</w:t>
-      </w:r>
-      <w:r>
-        <w:rPr>
-          <w:rFonts w:ascii="Arial" w:hAnsi="Arial" w:eastAsia="等线" w:cs="Arial"/>
-          <w:b/>
-          <w:sz w:val="22"/>
-        </w:rPr>
-        <w:t>等额选举</w:t>
-      </w:r>
-      <w:r>
-        <w:rPr>
-          <w:rFonts w:ascii="Arial" w:hAnsi="Arial" w:eastAsia="等线" w:cs="Arial"/>
-          <w:sz w:val="22"/>
-        </w:rPr>
-        <w:t>，由新一届党支部委员会第一次全体会议选举产生。</w:t>
+          <w:rFonts w:ascii="仿宋" w:hAnsi="仿宋" w:eastAsia="仿宋" w:cs="仿宋"/>
+          <w:b w:val="0"/>
+          <w:sz w:val="32"/>
+        </w:rPr>
+        <w:t>实行等额选举，由新一届党支部委员会第一次全体会议选举产生。</w:t>
       </w:r>
     </w:p>
     <w:p>
@@ -421,32 +394,18 @@
         <w:bidi w:val="0"/>
         <w:adjustRightInd/>
         <w:snapToGrid/>
-        <w:spacing w:before="120" w:after="120" w:line="288" w:lineRule="auto"/>
-        <w:ind w:left="0" w:firstLine="440" w:firstLineChars="200"/>
-        <w:jc w:val="left"/>
+        <w:spacing w:before="0" w:after="0" w:line="560" w:lineRule="exact"/>
+        <w:ind w:left="0" w:firstLine="640" w:firstLineChars="200"/>
+        <w:jc w:val="both"/>
         <w:textAlignment w:val="auto"/>
       </w:pPr>
       <w:r>
         <w:rPr>
-          <w:rFonts w:ascii="Arial" w:hAnsi="Arial" w:eastAsia="等线" w:cs="Arial"/>
-          <w:sz w:val="22"/>
-        </w:rPr>
-        <w:t>以上选举均采用</w:t>
-      </w:r>
-      <w:r>
-        <w:rPr>
-          <w:rFonts w:ascii="Arial" w:hAnsi="Arial" w:eastAsia="等线" w:cs="Arial"/>
-          <w:b/>
-          <w:sz w:val="22"/>
-        </w:rPr>
-        <w:t>无记名投票</w:t>
-      </w:r>
-      <w:r>
-        <w:rPr>
-          <w:rFonts w:ascii="Arial" w:hAnsi="Arial" w:eastAsia="等线" w:cs="Arial"/>
-          <w:sz w:val="22"/>
-        </w:rPr>
-        <w:t>方式。</w:t>
+          <w:rFonts w:ascii="仿宋" w:hAnsi="仿宋" w:eastAsia="仿宋" w:cs="仿宋"/>
+          <w:b w:val="0"/>
+          <w:sz w:val="32"/>
+        </w:rPr>
+        <w:t>以上选举均采用无记名投票方式。</w:t>
       </w:r>
     </w:p>
     <w:p>
@@ -464,23 +423,82 @@
         <w:bidi w:val="0"/>
         <w:adjustRightInd/>
         <w:snapToGrid/>
-        <w:spacing w:before="120" w:after="120" w:line="288" w:lineRule="auto"/>
-        <w:ind w:left="0" w:firstLine="440" w:firstLineChars="200"/>
-        <w:jc w:val="left"/>
+        <w:spacing w:before="0" w:after="0" w:line="560" w:lineRule="exact"/>
+        <w:ind w:left="0" w:firstLine="640" w:firstLineChars="200"/>
+        <w:jc w:val="both"/>
         <w:textAlignment w:val="auto"/>
-      </w:pPr>
-      <w:r>
-        <w:rPr>
-          <w:rFonts w:ascii="Arial" w:hAnsi="Arial" w:eastAsia="等线" w:cs="Arial"/>
-          <w:sz w:val="22"/>
+        <w:rPr>
+          <w:rFonts w:ascii="仿宋" w:hAnsi="仿宋" w:eastAsia="仿宋" w:cs="仿宋"/>
+          <w:b w:val="0"/>
+          <w:sz w:val="32"/>
+        </w:rPr>
+      </w:pPr>
+      <w:r>
+        <w:rPr>
+          <w:rFonts w:ascii="仿宋" w:hAnsi="仿宋" w:eastAsia="仿宋" w:cs="仿宋"/>
+          <w:b w:val="0"/>
+          <w:sz w:val="32"/>
         </w:rPr>
         <w:t>特此请示。妥否，请批示。</w:t>
       </w:r>
     </w:p>
     <w:p>
       <w:pPr>
-        <w:spacing w:before="380" w:after="140" w:line="288" w:lineRule="auto"/>
-        <w:ind w:left="0"/>
+        <w:keepNext w:val="0"/>
+        <w:keepLines w:val="0"/>
+        <w:pageBreakBefore w:val="0"/>
+        <w:widowControl w:val="0"/>
+        <w:kinsoku/>
+        <w:wordWrap/>
+        <w:overflowPunct/>
+        <w:topLinePunct w:val="0"/>
+        <w:autoSpaceDE/>
+        <w:autoSpaceDN/>
+        <w:bidi w:val="0"/>
+        <w:adjustRightInd/>
+        <w:snapToGrid/>
+        <w:spacing w:before="0" w:after="0" w:line="560" w:lineRule="exact"/>
+        <w:ind w:left="0" w:firstLine="640" w:firstLineChars="200"/>
+        <w:jc w:val="both"/>
+        <w:textAlignment w:val="auto"/>
+        <w:rPr>
+          <w:rFonts w:ascii="仿宋" w:hAnsi="仿宋" w:eastAsia="仿宋" w:cs="仿宋"/>
+          <w:b w:val="0"/>
+          <w:sz w:val="32"/>
+        </w:rPr>
+      </w:pPr>
+    </w:p>
+    <w:p>
+      <w:pPr>
+        <w:keepNext w:val="0"/>
+        <w:keepLines w:val="0"/>
+        <w:pageBreakBefore w:val="0"/>
+        <w:widowControl w:val="0"/>
+        <w:kinsoku/>
+        <w:wordWrap/>
+        <w:overflowPunct/>
+        <w:topLinePunct w:val="0"/>
+        <w:autoSpaceDE/>
+        <w:autoSpaceDN/>
+        <w:bidi w:val="0"/>
+        <w:adjustRightInd/>
+        <w:snapToGrid/>
+        <w:spacing w:before="0" w:after="0" w:line="560" w:lineRule="exact"/>
+        <w:ind w:left="0" w:firstLine="640" w:firstLineChars="200"/>
+        <w:jc w:val="both"/>
+        <w:textAlignment w:val="auto"/>
+        <w:rPr>
+          <w:rFonts w:ascii="仿宋" w:hAnsi="仿宋" w:eastAsia="仿宋" w:cs="仿宋"/>
+          <w:b w:val="0"/>
+          <w:sz w:val="32"/>
+        </w:rPr>
+      </w:pPr>
+      <w:bookmarkStart w:id="3" w:name="_GoBack"/>
+      <w:bookmarkEnd w:id="3"/>
+    </w:p>
+    <w:p>
+      <w:pPr>
+        <w:spacing w:before="0" w:after="0" w:line="560" w:lineRule="exact"/>
         <w:jc w:val="right"/>
         <w:outlineLvl w:val="0"/>
         <w:rPr>
@@ -491,9 +509,9 @@
       <w:bookmarkStart w:id="1" w:name="heading_1"/>
       <w:r>
         <w:rPr>
-          <w:rFonts w:ascii="Arial" w:hAnsi="Arial" w:eastAsia="等线" w:cs="Arial"/>
-          <w:b/>
-          <w:sz w:val="24"/>
+          <w:rFonts w:ascii="仿宋" w:hAnsi="仿宋" w:eastAsia="仿宋" w:cs="仿宋"/>
+          <w:b w:val="0"/>
+          <w:sz w:val="32"/>
           <w:szCs w:val="18"/>
         </w:rPr>
         <w:t>中共XX支部委员会</w:t>
@@ -502,17 +520,16 @@
     </w:p>
     <w:p>
       <w:pPr>
-        <w:spacing w:before="380" w:after="140" w:line="288" w:lineRule="auto"/>
-        <w:ind w:left="0"/>
+        <w:spacing w:before="0" w:after="0" w:line="560" w:lineRule="exact"/>
         <w:jc w:val="right"/>
         <w:outlineLvl w:val="0"/>
       </w:pPr>
       <w:bookmarkStart w:id="2" w:name="heading_2"/>
       <w:r>
         <w:rPr>
-          <w:rFonts w:ascii="Arial" w:hAnsi="Arial" w:eastAsia="等线" w:cs="Arial"/>
-          <w:b/>
-          <w:sz w:val="24"/>
+          <w:rFonts w:ascii="仿宋" w:hAnsi="仿宋" w:eastAsia="仿宋" w:cs="仿宋"/>
+          <w:b w:val="0"/>
+          <w:sz w:val="32"/>
           <w:szCs w:val="18"/>
         </w:rPr>
         <w:t>XXXX年X月X日</w:t>
@@ -522,7 +539,8 @@
     <w:sectPr>
       <w:headerReference r:id="rId3" w:type="default"/>
       <w:footerReference r:id="rId4" w:type="default"/>
-      <w:pgSz w:w="11905" w:h="16840"/>
+      <w:pgSz w:w="12240" w:h="15840"/>
+      <w:pgMar w:top="1587" w:right="1474" w:bottom="1417" w:left="1587" w:header="720" w:footer="720" w:gutter="0"/>
       <w:cols w:space="720" w:num="1"/>
     </w:sectPr>
   </w:body>
@@ -534,12 +552,17 @@
   <w:p>
     <w:pPr>
       <w:jc w:val="left"/>
+      <w:rPr>
+        <w:rFonts w:hint="eastAsia" w:eastAsia="微软雅黑"/>
+        <w:lang w:val="en-US" w:eastAsia="zh-CN"/>
+      </w:rPr>
     </w:pPr>
     <w:r>
       <w:rPr>
-        <w:rFonts w:ascii="微软雅黑" w:hAnsi="微软雅黑" w:eastAsia="微软雅黑"/>
-        <w:color w:val="B48C00"/>
-        <w:sz w:val="20"/>
+        <w:rFonts w:ascii="微软雅黑" w:hAnsi="微软雅黑" w:eastAsia="微软雅黑" w:cs="微软雅黑"/>
+        <w:b w:val="0"/>
+        <w:color w:val="C00000"/>
+        <w:sz w:val="18"/>
       </w:rPr>
       <w:t>www.xiaoxuanvip.com</w:t>
     </w:r>
@@ -555,28 +578,12 @@
     </w:pPr>
     <w:r>
       <w:rPr>
-        <w:rFonts w:ascii="微软雅黑" w:hAnsi="微软雅黑" w:eastAsia="微软雅黑"/>
-        <w:color w:val="B48C00"/>
-        <w:sz w:val="20"/>
+        <w:rFonts w:ascii="微软雅黑" w:hAnsi="微软雅黑" w:eastAsia="微软雅黑" w:cs="微软雅黑"/>
+        <w:b w:val="0"/>
+        <w:color w:val="C00000"/>
+        <w:sz w:val="18"/>
       </w:rPr>
-      <w:t>【小宣</w:t>
-    </w:r>
-    <w:r>
-      <w:rPr>
-        <w:rFonts w:hint="eastAsia" w:ascii="微软雅黑" w:hAnsi="微软雅黑" w:eastAsia="微软雅黑"/>
-        <w:color w:val="B48C00"/>
-        <w:sz w:val="20"/>
-        <w:lang w:val="en-US" w:eastAsia="zh-CN"/>
-      </w:rPr>
-      <w:t>资料库</w:t>
-    </w:r>
-    <w:r>
-      <w:rPr>
-        <w:rFonts w:ascii="微软雅黑" w:hAnsi="微软雅黑" w:eastAsia="微软雅黑"/>
-        <w:color w:val="B48C00"/>
-        <w:sz w:val="20"/>
-      </w:rPr>
-      <w:t>】</w:t>
+      <w:t>小宣资料库</w:t>
     </w:r>
   </w:p>
 </w:hdr>
@@ -658,7 +665,7 @@
     <w:lsdException w:qFormat="1" w:unhideWhenUsed="0" w:uiPriority="0" w:semiHidden="0" w:name="Title"/>
     <w:lsdException w:unhideWhenUsed="0" w:uiPriority="0" w:semiHidden="0" w:name="Closing"/>
     <w:lsdException w:unhideWhenUsed="0" w:uiPriority="0" w:semiHidden="0" w:name="Signature"/>
-    <w:lsdException w:unhideWhenUsed="0" w:uiPriority="0" w:name="Default Paragraph Font"/>
+    <w:lsdException w:qFormat="1" w:unhideWhenUsed="0" w:uiPriority="0" w:name="Default Paragraph Font"/>
     <w:lsdException w:unhideWhenUsed="0" w:uiPriority="0" w:semiHidden="0" w:name="Body Text"/>
     <w:lsdException w:unhideWhenUsed="0" w:uiPriority="0" w:semiHidden="0" w:name="Body Text Indent"/>
     <w:lsdException w:unhideWhenUsed="0" w:uiPriority="0" w:semiHidden="0" w:name="List Continue"/>
@@ -696,7 +703,7 @@
     <w:lsdException w:unhideWhenUsed="0" w:uiPriority="0" w:semiHidden="0" w:name="HTML Sample"/>
     <w:lsdException w:unhideWhenUsed="0" w:uiPriority="0" w:semiHidden="0" w:name="HTML Typewriter"/>
     <w:lsdException w:unhideWhenUsed="0" w:uiPriority="0" w:semiHidden="0" w:name="HTML Variable"/>
-    <w:lsdException w:unhideWhenUsed="0" w:uiPriority="0" w:name="Normal Table"/>
+    <w:lsdException w:qFormat="1" w:unhideWhenUsed="0" w:uiPriority="0" w:name="Normal Table"/>
     <w:lsdException w:unhideWhenUsed="0" w:uiPriority="0" w:semiHidden="0" w:name="annotation subject"/>
     <w:lsdException w:unhideWhenUsed="0" w:uiPriority="0" w:semiHidden="0" w:name="Table Simple 1"/>
     <w:lsdException w:unhideWhenUsed="0" w:uiPriority="0" w:semiHidden="0" w:name="Table Simple 2"/>
@@ -851,6 +858,7 @@
       <w:jc w:val="both"/>
     </w:pPr>
     <w:rPr>
+      <w:rFonts w:asciiTheme="minorHAnsi" w:hAnsiTheme="minorHAnsi" w:eastAsiaTheme="minorEastAsia" w:cstheme="minorBidi"/>
       <w:sz w:val="21"/>
       <w:szCs w:val="22"/>
     </w:rPr>
@@ -858,11 +866,13 @@
   <w:style w:type="character" w:default="1" w:styleId="3">
     <w:name w:val="Default Paragraph Font"/>
     <w:semiHidden/>
+    <w:qFormat/>
     <w:uiPriority w:val="0"/>
   </w:style>
   <w:style w:type="table" w:default="1" w:styleId="2">
     <w:name w:val="Normal Table"/>
     <w:semiHidden/>
+    <w:qFormat/>
     <w:uiPriority w:val="0"/>
     <w:tblPr>
       <w:tblCellMar>
